--- a/docs/SIWES_Technical_Report_Anuntelemi_Odi_Olurotimi.docx
+++ b/docs/SIWES_Technical_Report_Anuntelemi_Odi_Olurotimi.docx
@@ -7741,7 +7741,7 @@
           <w:i/>
           <w:sz w:val="20"/>
         </w:rPr>
-        <w:t>Table A.1: Repository Inventory at Revision 5c33102</w:t>
+        <w:t>Table A.1: Repository Inventory at Revision 3f84b02</w:t>
       </w:r>
     </w:p>
     <w:tbl>
